--- a/Documents/Calcul des coéfficients d'expansion FINAL.docx
+++ b/Documents/Calcul des coéfficients d'expansion FINAL.docx
@@ -1,6 +1,6 @@
 
 <file path=word/document.xml><?xml version="1.0" encoding="utf-8"?>
-<w:document xmlns:wpc="http://schemas.microsoft.com/office/word/2010/wordprocessingCanvas" xmlns:cx="http://schemas.microsoft.com/office/drawing/2014/chartex" xmlns:cx1="http://schemas.microsoft.com/office/drawing/2015/9/8/chartex" xmlns:cx2="http://schemas.microsoft.com/office/drawing/2015/10/21/chartex" xmlns:cx3="http://schemas.microsoft.com/office/drawing/2016/5/9/chartex" xmlns:cx4="http://schemas.microsoft.com/office/drawing/2016/5/10/chartex" xmlns:cx5="http://schemas.microsoft.com/office/drawing/2016/5/11/chartex" xmlns:cx6="http://schemas.microsoft.com/office/drawing/2016/5/12/chartex" xmlns:cx7="http://schemas.microsoft.com/office/drawing/2016/5/13/chartex" xmlns:cx8="http://schemas.microsoft.com/office/drawing/2016/5/14/chartex" xmlns:mc="http://schemas.openxmlformats.org/markup-compatibility/2006" xmlns:aink="http://schemas.microsoft.com/office/drawing/2016/ink" xmlns:am3d="http://schemas.microsoft.com/office/drawing/2017/model3d" xmlns:o="urn:schemas-microsoft-com:office:office" xmlns:oel="http://schemas.microsoft.com/office/2019/extlst" xmlns:r="http://schemas.openxmlformats.org/officeDocument/2006/relationships" xmlns:m="http://schemas.openxmlformats.org/officeDocument/2006/math" xmlns:v="urn:schemas-microsoft-com:vml" xmlns:wp14="http://schemas.microsoft.com/office/word/2010/wordprocessingDrawing" xmlns:wp="http://schemas.openxmlformats.org/drawingml/2006/wordprocessingDrawing" xmlns:w10="urn:schemas-microsoft-com:office:word" xmlns:w="http://schemas.openxmlformats.org/wordprocessingml/2006/main" xmlns:w14="http://schemas.microsoft.com/office/word/2010/wordml" xmlns:w15="http://schemas.microsoft.com/office/word/2012/wordml" xmlns:w16cex="http://schemas.microsoft.com/office/word/2018/wordml/cex" xmlns:w16cid="http://schemas.microsoft.com/office/word/2016/wordml/cid" xmlns:w16="http://schemas.microsoft.com/office/word/2018/wordml" xmlns:w16du="http://schemas.microsoft.com/office/word/2023/wordml/word16du" xmlns:w16sdtdh="http://schemas.microsoft.com/office/word/2020/wordml/sdtdatahash" xmlns:w16se="http://schemas.microsoft.com/office/word/2015/wordml/symex" xmlns:wpg="http://schemas.microsoft.com/office/word/2010/wordprocessingGroup" xmlns:wpi="http://schemas.microsoft.com/office/word/2010/wordprocessingInk" xmlns:wne="http://schemas.microsoft.com/office/word/2006/wordml" xmlns:wps="http://schemas.microsoft.com/office/word/2010/wordprocessingShape" mc:Ignorable="w14 w15 w16se w16cid w16 w16cex w16sdtdh w16du wp14">
+<w:document xmlns:wpc="http://schemas.microsoft.com/office/word/2010/wordprocessingCanvas" xmlns:cx="http://schemas.microsoft.com/office/drawing/2014/chartex" xmlns:cx1="http://schemas.microsoft.com/office/drawing/2015/9/8/chartex" xmlns:cx2="http://schemas.microsoft.com/office/drawing/2015/10/21/chartex" xmlns:cx3="http://schemas.microsoft.com/office/drawing/2016/5/9/chartex" xmlns:cx4="http://schemas.microsoft.com/office/drawing/2016/5/10/chartex" xmlns:cx5="http://schemas.microsoft.com/office/drawing/2016/5/11/chartex" xmlns:cx6="http://schemas.microsoft.com/office/drawing/2016/5/12/chartex" xmlns:cx7="http://schemas.microsoft.com/office/drawing/2016/5/13/chartex" xmlns:cx8="http://schemas.microsoft.com/office/drawing/2016/5/14/chartex" xmlns:mc="http://schemas.openxmlformats.org/markup-compatibility/2006" xmlns:aink="http://schemas.microsoft.com/office/drawing/2016/ink" xmlns:am3d="http://schemas.microsoft.com/office/drawing/2017/model3d" xmlns:o="urn:schemas-microsoft-com:office:office" xmlns:oel="http://schemas.microsoft.com/office/2019/extlst" xmlns:r="http://schemas.openxmlformats.org/officeDocument/2006/relationships" xmlns:m="http://schemas.openxmlformats.org/officeDocument/2006/math" xmlns:v="urn:schemas-microsoft-com:vml" xmlns:wp14="http://schemas.microsoft.com/office/word/2010/wordprocessingDrawing" xmlns:wp="http://schemas.openxmlformats.org/drawingml/2006/wordprocessingDrawing" xmlns:w10="urn:schemas-microsoft-com:office:word" xmlns:w="http://schemas.openxmlformats.org/wordprocessingml/2006/main" xmlns:w14="http://schemas.microsoft.com/office/word/2010/wordml" xmlns:w15="http://schemas.microsoft.com/office/word/2012/wordml" xmlns:w16cex="http://schemas.microsoft.com/office/word/2018/wordml/cex" xmlns:w16cid="http://schemas.microsoft.com/office/word/2016/wordml/cid" xmlns:w16="http://schemas.microsoft.com/office/word/2018/wordml" xmlns:w16sdtdh="http://schemas.microsoft.com/office/word/2020/wordml/sdtdatahash" xmlns:w16se="http://schemas.microsoft.com/office/word/2015/wordml/symex" xmlns:wpg="http://schemas.microsoft.com/office/word/2010/wordprocessingGroup" xmlns:wpi="http://schemas.microsoft.com/office/word/2010/wordprocessingInk" xmlns:wne="http://schemas.microsoft.com/office/word/2006/wordml" xmlns:wps="http://schemas.microsoft.com/office/word/2010/wordprocessingShape" mc:Ignorable="w14 w15 w16se w16cid w16 w16cex w16sdtdh wp14">
   <w:body>
     <w:p>
       <w:pPr>
@@ -1914,7 +1914,6 @@
                             <w:szCs w:val="14"/>
                           </w:rPr>
                         </w:pPr>
-                        <w:proofErr w:type="gramStart"/>
                         <w:r>
                           <w:rPr>
                             <w:rFonts w:ascii="Calibri" w:eastAsia="Calibri" w:hAnsi="Calibri"/>
@@ -1923,7 +1922,6 @@
                           </w:rPr>
                           <w:t>t</w:t>
                         </w:r>
-                        <w:proofErr w:type="gramEnd"/>
                         <w:r>
                           <w:rPr>
                             <w:rFonts w:ascii="Calibri" w:eastAsia="Calibri" w:hAnsi="Calibri"/>
@@ -2575,7 +2573,7 @@
     </w:p>
     <w:p>
       <w:r>
-        <w:t>Ce coefficient se mesure dans le tube en PMMA, avec mesure de la hauteur du mélange à t</w:t>
+        <w:t>Ce coefficient se mesure dans le tube, avec mesure de la hauteur du mélange à t</w:t>
       </w:r>
       <w:r>
         <w:rPr>
@@ -2608,7 +2606,13 @@
         </w:rPr>
       </w:pPr>
       <w:r>
-        <w:t xml:space="preserve">Coefficient d’expansion dans tube fermé : </w:t>
+        <w:t xml:space="preserve">Coefficient d’expansion </w:t>
+      </w:r>
+      <w:r>
+        <w:t xml:space="preserve">bridé </w:t>
+      </w:r>
+      <w:r>
+        <w:t xml:space="preserve">dans tube fermé : </w:t>
       </w:r>
       <m:oMath>
         <m:sSub>
@@ -2727,7 +2731,7 @@
         <w:rPr>
           <w:rFonts w:eastAsiaTheme="minorEastAsia"/>
         </w:rPr>
-        <w:t xml:space="preserve">Cette façon de d’exprimer l’expansion permet de connaitre la porosité totale du matériau : </w:t>
+        <w:t xml:space="preserve">Cette façon d’exprimer l’expansion permet de connaitre la porosité totale du matériau : </w:t>
       </w:r>
     </w:p>
     <w:p>
@@ -4005,16 +4009,7 @@
                                   <w:sz w:val="14"/>
                                   <w:szCs w:val="14"/>
                                 </w:rPr>
-                                <w:t xml:space="preserve">Fin d’expansion </w:t>
-                              </w:r>
-                              <w:r>
-                                <w:rPr>
-                                  <w:rFonts w:ascii="Calibri" w:eastAsia="Calibri" w:hAnsi="Calibri"/>
-                                  <w:position w:val="-4"/>
-                                  <w:sz w:val="14"/>
-                                  <w:szCs w:val="14"/>
-                                </w:rPr>
-                                <w:t>dans système ouvert</w:t>
+                                <w:t>Fin d’expansion dans système ouvert</w:t>
                               </w:r>
                             </w:p>
                           </w:txbxContent>
@@ -4060,15 +4055,7 @@
                                   <w:sz w:val="14"/>
                                   <w:szCs w:val="14"/>
                                 </w:rPr>
-                                <w:t>Fin d’expansion dans</w:t>
-                              </w:r>
-                              <w:r>
-                                <w:rPr>
-                                  <w:rFonts w:ascii="Calibri" w:eastAsia="Calibri" w:hAnsi="Calibri"/>
-                                  <w:sz w:val="14"/>
-                                  <w:szCs w:val="14"/>
-                                </w:rPr>
-                                <w:t xml:space="preserve"> système fermé</w:t>
+                                <w:t>Fin d’expansion dans système fermé</w:t>
                               </w:r>
                             </w:p>
                           </w:txbxContent>
@@ -4966,25 +4953,6 @@
           <mc:Fallback>
             <w:pict>
               <v:group w14:anchorId="46BDA84E" id="Zone de dessin 1421317684" o:spid="_x0000_s1066" editas="canvas" style="width:6in;height:170.85pt;mso-position-horizontal-relative:char;mso-position-vertical-relative:line" coordsize="54864,21697" o:gfxdata="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">
-                <v:shapetype id="_x0000_t75" coordsize="21600,21600" o:spt="75" o:preferrelative="t" path="m@4@5l@4@11@9@11@9@5xe" filled="f" stroked="f">
-                  <v:stroke joinstyle="miter"/>
-                  <v:formulas>
-                    <v:f eqn="if lineDrawn pixelLineWidth 0"/>
-                    <v:f eqn="sum @0 1 0"/>
-                    <v:f eqn="sum 0 0 @1"/>
-                    <v:f eqn="prod @2 1 2"/>
-                    <v:f eqn="prod @3 21600 pixelWidth"/>
-                    <v:f eqn="prod @3 21600 pixelHeight"/>
-                    <v:f eqn="sum @0 0 1"/>
-                    <v:f eqn="prod @6 1 2"/>
-                    <v:f eqn="prod @7 21600 pixelWidth"/>
-                    <v:f eqn="sum @8 21600 0"/>
-                    <v:f eqn="prod @7 21600 pixelHeight"/>
-                    <v:f eqn="sum @10 21600 0"/>
-                  </v:formulas>
-                  <v:path o:extrusionok="f" gradientshapeok="t" o:connecttype="rect"/>
-                  <o:lock v:ext="edit" aspectratio="t"/>
-                </v:shapetype>
                 <v:shape id="_x0000_s1067" type="#_x0000_t75" style="position:absolute;width:54864;height:21697;visibility:visible;mso-wrap-style:square" filled="t">
                   <v:fill o:detectmouseclick="t"/>
                   <v:path o:connecttype="none"/>
@@ -5010,10 +4978,6 @@
                   <v:line id="Connecteur droit 1017221813" o:spid="_x0000_s1072" style="position:absolute;flip:x;visibility:visible;mso-wrap-style:square" from="8001,25794" to="15201,25794" o:connectortype="straight" o:gfxdata="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" strokecolor="black [3200]" strokeweight="1.5pt">
                     <v:stroke joinstyle="miter"/>
                   </v:line>
-                  <v:shapetype id="_x0000_t202" coordsize="21600,21600" o:spt="202" path="m,l,21600r21600,l21600,xe">
-                    <v:stroke joinstyle="miter"/>
-                    <v:path gradientshapeok="t" o:connecttype="rect"/>
-                  </v:shapetype>
                   <v:shape id="Zone de texte 1520183443" o:spid="_x0000_s1073" type="#_x0000_t202" style="position:absolute;left:9937;top:21713;width:3429;height:2286;visibility:visible;mso-wrap-style:square;v-text-anchor:top" o:gfxdata="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" filled="f" stroked="f" strokeweight=".5pt">
                     <v:textbox>
                       <w:txbxContent>
@@ -5223,16 +5187,7 @@
                             <w:sz w:val="14"/>
                             <w:szCs w:val="14"/>
                           </w:rPr>
-                          <w:t xml:space="preserve">Fin d’expansion </w:t>
-                        </w:r>
-                        <w:r>
-                          <w:rPr>
-                            <w:rFonts w:ascii="Calibri" w:eastAsia="Calibri" w:hAnsi="Calibri"/>
-                            <w:position w:val="-4"/>
-                            <w:sz w:val="14"/>
-                            <w:szCs w:val="14"/>
-                          </w:rPr>
-                          <w:t>dans système ouvert</w:t>
+                          <w:t>Fin d’expansion dans système ouvert</w:t>
                         </w:r>
                       </w:p>
                     </w:txbxContent>
@@ -5257,15 +5212,7 @@
                             <w:sz w:val="14"/>
                             <w:szCs w:val="14"/>
                           </w:rPr>
-                          <w:t>Fin d’expansion dans</w:t>
-                        </w:r>
-                        <w:r>
-                          <w:rPr>
-                            <w:rFonts w:ascii="Calibri" w:eastAsia="Calibri" w:hAnsi="Calibri"/>
-                            <w:sz w:val="14"/>
-                            <w:szCs w:val="14"/>
-                          </w:rPr>
-                          <w:t xml:space="preserve"> système fermé</w:t>
+                          <w:t>Fin d’expansion dans système fermé</w:t>
                         </w:r>
                       </w:p>
                     </w:txbxContent>
@@ -5408,10 +5355,6 @@
                 <v:line id="Connecteur droit 1904181398" o:spid="_x0000_s1095" style="position:absolute;visibility:visible;mso-wrap-style:square" from="2269,12639" to="45703,12693" o:connectortype="straight" o:gfxdata="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" strokecolor="red" strokeweight="1pt">
                   <v:stroke dashstyle="dashDot" joinstyle="miter"/>
                 </v:line>
-                <v:shapetype id="_x0000_t32" coordsize="21600,21600" o:spt="32" o:oned="t" path="m,l21600,21600e" filled="f">
-                  <v:path arrowok="t" fillok="f" o:connecttype="none"/>
-                  <o:lock v:ext="edit" shapetype="t"/>
-                </v:shapetype>
                 <v:shape id="Connecteur droit avec flèche 1497253716" o:spid="_x0000_s1096" type="#_x0000_t32" style="position:absolute;left:12556;top:12693;width:0;height:4961;visibility:visible;mso-wrap-style:square" o:connectortype="straight" o:gfxdata="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" strokecolor="black [3213]" strokeweight="1pt">
                   <v:stroke startarrow="open" endarrow="open" joinstyle="miter"/>
                 </v:shape>
@@ -5636,7 +5579,7 @@
 </file>
 
 <file path=word/styles.xml><?xml version="1.0" encoding="utf-8"?>
-<w:styles xmlns:mc="http://schemas.openxmlformats.org/markup-compatibility/2006" xmlns:r="http://schemas.openxmlformats.org/officeDocument/2006/relationships" xmlns:w="http://schemas.openxmlformats.org/wordprocessingml/2006/main" xmlns:w14="http://schemas.microsoft.com/office/word/2010/wordml" xmlns:w15="http://schemas.microsoft.com/office/word/2012/wordml" xmlns:w16cex="http://schemas.microsoft.com/office/word/2018/wordml/cex" xmlns:w16cid="http://schemas.microsoft.com/office/word/2016/wordml/cid" xmlns:w16="http://schemas.microsoft.com/office/word/2018/wordml" xmlns:w16du="http://schemas.microsoft.com/office/word/2023/wordml/word16du" xmlns:w16sdtdh="http://schemas.microsoft.com/office/word/2020/wordml/sdtdatahash" xmlns:w16se="http://schemas.microsoft.com/office/word/2015/wordml/symex" mc:Ignorable="w14 w15 w16se w16cid w16 w16cex w16sdtdh w16du">
+<w:styles xmlns:mc="http://schemas.openxmlformats.org/markup-compatibility/2006" xmlns:r="http://schemas.openxmlformats.org/officeDocument/2006/relationships" xmlns:w="http://schemas.openxmlformats.org/wordprocessingml/2006/main" xmlns:w14="http://schemas.microsoft.com/office/word/2010/wordml" xmlns:w15="http://schemas.microsoft.com/office/word/2012/wordml" xmlns:w16cex="http://schemas.microsoft.com/office/word/2018/wordml/cex" xmlns:w16cid="http://schemas.microsoft.com/office/word/2016/wordml/cid" xmlns:w16="http://schemas.microsoft.com/office/word/2018/wordml" xmlns:w16sdtdh="http://schemas.microsoft.com/office/word/2020/wordml/sdtdatahash" xmlns:w16se="http://schemas.microsoft.com/office/word/2015/wordml/symex" mc:Ignorable="w14 w15 w16se w16cid w16 w16cex w16sdtdh">
   <w:docDefaults>
     <w:rPrDefault>
       <w:rPr>
